--- a/docs/downloads/john-nelson-darby/تم/doc_0342.docx
+++ b/docs/downloads/john-nelson-darby/تم/doc_0342.docx
@@ -5,7 +5,7 @@
     <w:p>
       <w:pPr>
         <w:bidi/>
-        <w:jc w:val="center"/>
+        <w:jc w:val="both"/>
         <w:rPr>
           <w:rFonts w:ascii="Sakkal Majalla" w:hAnsi="Sakkal Majalla" w:cs="Sakkal Majalla"/>
           <w:sz w:val="28"/>
@@ -22,7 +22,7 @@
             <w:szCs w:val="28"/>
             <w:rtl/>
           </w:rPr>
-          <w:t>عين بسيطة</w:t>
+          <w:t>قلبنا</w:t>
         </w:r>
       </w:hyperlink>
     </w:p>
@@ -32,16 +32,16 @@
         <w:jc w:val="both"/>
         <w:rPr>
           <w:rFonts w:ascii="Sakkal Majalla" w:hAnsi="Sakkal Majalla" w:cs="Sakkal Majalla"/>
-          <w:b/>
-          <w:bCs/>
+          <w:sz w:val="28"/>
+          <w:szCs w:val="28"/>
           <w:rtl/>
         </w:rPr>
       </w:pPr>
       <w:r>
         <w:rPr>
           <w:rFonts w:ascii="Sakkal Majalla" w:hAnsi="Sakkal Majalla" w:cs="Sakkal Majalla" w:hint="cs"/>
-          <w:b/>
-          <w:bCs/>
+          <w:sz w:val="28"/>
+          <w:szCs w:val="28"/>
           <w:rtl/>
         </w:rPr>
         <w:t>يوحنا داربي</w:t>
@@ -70,22 +70,20 @@
       <w:r>
         <w:rPr>
           <w:rFonts w:ascii="Sakkal Majalla" w:hAnsi="Sakkal Majalla" w:cs="Sakkal Majalla"/>
-          <w:color w:val="FF0000"/>
-          <w:sz w:val="28"/>
-          <w:szCs w:val="28"/>
-          <w:rtl/>
-        </w:rPr>
-        <w:t>سِرَاجُ الْجَسَدِ هُوَ الْعَيْنُ، فَمَتَى كَانَتْ عَيْنُكَ بَسِيطَةً فَجَسَدُكَ كُلُّهُ يَكُونُ نَيِّرًا، وَمَتَى كَانَتْ شِرِّيرَةً فَجَسَدُكَ يَكُونُ مُظْلِمًا.  35 اُنْظُرْ إِذًا لِئَلاَّ يَكُونَ النُّورُ الَّذِي فِيكَ ظُلْمَةً.  36 فَإِنْ كَانَ جَسَدُكَ كُلُّهُ نَيِّرًا لَيْسَ فِيهِ جُزْءٌ مُظْلِمٌ، يَكُونُ نَيِّرًا كُلُّهُ، كَمَا حِينَمَا يُضِيءُ لَكَ السِّرَاجُ بِلَمَعَانِهِ».</w:t>
-      </w:r>
-      <w:r>
-        <w:rPr>
-          <w:rFonts w:ascii="Sakkal Majalla" w:hAnsi="Sakkal Majalla" w:cs="Sakkal Majalla" w:hint="cs"/>
-          <w:color w:val="FF0000"/>
-          <w:sz w:val="28"/>
-          <w:szCs w:val="28"/>
-          <w:rtl/>
-        </w:rPr>
-        <w:t>"</w:t>
+          <w:sz w:val="28"/>
+          <w:szCs w:val="28"/>
+          <w:rtl/>
+        </w:rPr>
+        <w:t xml:space="preserve"> 6 لأَنَّ اهْتِمَامَ الْجَسَدِ هُوَ مَوْتٌ، وَلكِنَّ اهْتِمَامَ الرُّوحِ هُوَ حَيَاةٌ وَسَلاَمٌ.</w:t>
+      </w:r>
+      <w:r>
+        <w:rPr>
+          <w:rFonts w:ascii="Sakkal Majalla" w:hAnsi="Sakkal Majalla" w:cs="Sakkal Majalla" w:hint="cs"/>
+          <w:sz w:val="28"/>
+          <w:szCs w:val="28"/>
+          <w:rtl/>
+        </w:rPr>
+        <w:t>" (رومية 8: 6)</w:t>
       </w:r>
     </w:p>
     <w:p>
@@ -94,31 +92,25 @@
         <w:jc w:val="both"/>
         <w:rPr>
           <w:rFonts w:ascii="Sakkal Majalla" w:hAnsi="Sakkal Majalla" w:cs="Sakkal Majalla"/>
-          <w:b/>
-          <w:bCs/>
-          <w:sz w:val="32"/>
-          <w:szCs w:val="32"/>
+          <w:sz w:val="28"/>
+          <w:szCs w:val="28"/>
           <w:rtl/>
         </w:rPr>
       </w:pPr>
       <w:r>
         <w:rPr>
           <w:rFonts w:ascii="Sakkal Majalla" w:hAnsi="Sakkal Majalla" w:cs="Sakkal Majalla" w:hint="cs"/>
-          <w:b/>
-          <w:bCs/>
-          <w:sz w:val="32"/>
-          <w:szCs w:val="32"/>
-          <w:rtl/>
-        </w:rPr>
-        <w:t xml:space="preserve">النور موجود </w:t>
+          <w:sz w:val="28"/>
+          <w:szCs w:val="28"/>
+          <w:rtl/>
+        </w:rPr>
+        <w:t xml:space="preserve">هنالك نوعان من السلام </w:t>
       </w:r>
       <w:r>
         <w:rPr>
           <w:rFonts w:ascii="Sakkal Majalla" w:hAnsi="Sakkal Majalla" w:cs="Sakkal Majalla"/>
-          <w:b/>
-          <w:bCs/>
-          <w:sz w:val="32"/>
-          <w:szCs w:val="32"/>
+          <w:sz w:val="28"/>
+          <w:szCs w:val="28"/>
           <w:rtl/>
         </w:rPr>
         <w:t>–</w:t>
@@ -126,13 +118,40 @@
       <w:r>
         <w:rPr>
           <w:rFonts w:ascii="Sakkal Majalla" w:hAnsi="Sakkal Majalla" w:cs="Sakkal Majalla" w:hint="cs"/>
-          <w:b/>
-          <w:bCs/>
-          <w:sz w:val="32"/>
-          <w:szCs w:val="32"/>
-          <w:rtl/>
-        </w:rPr>
-        <w:t xml:space="preserve"> هل يوجد لدينا عين بسيطة؟</w:t>
+          <w:sz w:val="28"/>
+          <w:szCs w:val="28"/>
+          <w:rtl/>
+        </w:rPr>
+        <w:t xml:space="preserve"> سلام الضمير وسلام القلب. بأن يكون لنا السلام الأخير فهو أمر يطول </w:t>
+      </w:r>
+      <w:r>
+        <w:rPr>
+          <w:rFonts w:ascii="Sakkal Majalla" w:hAnsi="Sakkal Majalla" w:cs="Sakkal Majalla" w:hint="cs"/>
+          <w:sz w:val="28"/>
+          <w:szCs w:val="28"/>
+          <w:rtl/>
+        </w:rPr>
+        <w:t xml:space="preserve">نواله </w:t>
+      </w:r>
+      <w:r>
+        <w:rPr>
+          <w:rFonts w:ascii="Sakkal Majalla" w:hAnsi="Sakkal Majalla" w:cs="Sakkal Majalla" w:hint="cs"/>
+          <w:sz w:val="28"/>
+          <w:szCs w:val="28"/>
+          <w:rtl/>
+        </w:rPr>
+        <w:t xml:space="preserve">أكثر من </w:t>
+      </w:r>
+      <w:bookmarkStart w:id="0" w:name="_GoBack"/>
+      <w:bookmarkEnd w:id="0"/>
+      <w:r>
+        <w:rPr>
+          <w:rFonts w:ascii="Sakkal Majalla" w:hAnsi="Sakkal Majalla" w:cs="Sakkal Majalla" w:hint="cs"/>
+          <w:sz w:val="28"/>
+          <w:szCs w:val="28"/>
+          <w:rtl/>
+        </w:rPr>
+        <w:t>فقط سلام الضمير. فالأمر مرتبط بسلام يتملك القلب والأشواق. الأشواق وصلت إلى راحتها، حتى أننا دائمًا نبتغي أمورًا لا يشتكينا عليها ضميرنا. كل مَن يفرح في ربه ببساطة، يكون قد استراح في داخله. إن كنا لا نزال غير مرتاحين أو غير راضين في أفكارنا وفي باطننا، لن نكون عندها قد حصلنا على سلام القلب بعد. عندها نفكّر بأنفسنا؛ فقد دخل الأنا إلى القلب وسنرغب بشيء آخر لنفوسنا.</w:t>
       </w:r>
     </w:p>
     <w:p>
@@ -153,7 +172,7 @@
           <w:szCs w:val="28"/>
           <w:rtl/>
         </w:rPr>
-        <w:t>عندما نشعل شمعة في غرفة مظلمة، فسنقدر أن نميز كل الأمور. إنها لا تُظهر فقط ذاتها، وإنما تنير كل شيء من حولها.</w:t>
+        <w:t>الروح بالمقابل يرفع العين عن أنفسنا محولاً إياها إلى الرب. أمور الجسد صغير جدًا حتى أن تقدر بأن تُملئ القلب وتشبعه. أما لكي ندرك أمور الروح، فينبغي أن يتّسع القلب ويكبر. إحدى الأمور المتناقضة في سفري الجامعة ونشيد الأنشاد متعلق بهذه النقطة بالذات. في الجامعة يقول لنا سليمان، بأنه لا يوجد أي شيء صالح تحت الشمس. الكل باطل وقبض الريح (يُضجر الروح). لماذا الأمر هو هكذا؟ بالنسبة لسليمان كان الأنا موجود في سعيه نحو إرضاء نفسه. في ذلك لم يكن من الممكن أن تكون أية راحة، ولا أن يوجد السلام. ولم يكن من الممكن أن تكون هنالك نتيجة غير ذلك. لا يوجد أي غرض بشري إنساني يمكنه أن يُرضي ويعطي سلامًا لنفس خالدة، كما ولا يمكن لأي إنسان فانٍ أن يجد راحته في الأمور التي يمكننا أن نقول بأنه سيموت منها. حينما فكّر سليمان بنفسه، كان في كل الأشياء: أنا، أنا، أنا، أنا فعلت ذلك ووجدته باطلاً.</w:t>
       </w:r>
     </w:p>
     <w:p>
@@ -174,25 +193,25 @@
           <w:szCs w:val="28"/>
           <w:rtl/>
         </w:rPr>
-        <w:t>عيننا (الروحية) تستقبل النور، لكن العين من الممكن أن تكون بسيطة أو شريرة. ليس "إما ذات نظرة واحدة أو ذات نظرتين"، وإنما "ذات نظرة واحدة أو شريرة". إن لم يكن المسيح هو الغرض الذي تنظر إليه العين، فالذي يشغلنا يكون أي شيء شرير. إن كان</w:t>
-      </w:r>
-      <w:r>
-        <w:rPr>
-          <w:rFonts w:ascii="Sakkal Majalla" w:hAnsi="Sakkal Majalla" w:cs="Sakkal Majalla" w:hint="cs"/>
-          <w:sz w:val="28"/>
-          <w:szCs w:val="28"/>
-          <w:rtl/>
-        </w:rPr>
-        <w:t>ت</w:t>
-      </w:r>
-      <w:r>
-        <w:rPr>
-          <w:rFonts w:ascii="Sakkal Majalla" w:hAnsi="Sakkal Majalla" w:cs="Sakkal Majalla" w:hint="cs"/>
-          <w:sz w:val="28"/>
-          <w:szCs w:val="28"/>
-          <w:rtl/>
-        </w:rPr>
-        <w:t xml:space="preserve"> عيننا بالمقابل بسيطة، فكل شيء يكون بسيطًا، على الرغم من احتمال وجود المصاعب كما حدث مع بولس.</w:t>
+        <w:t xml:space="preserve">لكن في نشيد الأنشاد نجد كل البركة التي كان فيها، لأنه يتكلم عن المسيح، الذي هو كل شيء له. وكما سبق وذُكر: كان قلب الجامعة أكبر بكثير </w:t>
+      </w:r>
+      <w:r>
+        <w:rPr>
+          <w:rFonts w:ascii="Sakkal Majalla" w:hAnsi="Sakkal Majalla" w:cs="Sakkal Majalla" w:hint="cs"/>
+          <w:sz w:val="28"/>
+          <w:szCs w:val="28"/>
+          <w:rtl/>
+        </w:rPr>
+        <w:t>بالنسبة ل</w:t>
+      </w:r>
+      <w:r>
+        <w:rPr>
+          <w:rFonts w:ascii="Sakkal Majalla" w:hAnsi="Sakkal Majalla" w:cs="Sakkal Majalla" w:hint="cs"/>
+          <w:sz w:val="28"/>
+          <w:szCs w:val="28"/>
+          <w:rtl/>
+        </w:rPr>
+        <w:t>كل ما فتش عنه ووجده. في نشيد الأنشاد غرض القلب هو الكبير جدًا على القلب.</w:t>
       </w:r>
     </w:p>
     <w:p>
@@ -201,23 +220,19 @@
         <w:jc w:val="both"/>
         <w:rPr>
           <w:rFonts w:ascii="Sakkal Majalla" w:hAnsi="Sakkal Majalla" w:cs="Sakkal Majalla"/>
-          <w:b/>
-          <w:bCs/>
-          <w:sz w:val="32"/>
-          <w:szCs w:val="32"/>
+          <w:sz w:val="28"/>
+          <w:szCs w:val="28"/>
           <w:rtl/>
         </w:rPr>
       </w:pPr>
       <w:r>
         <w:rPr>
           <w:rFonts w:ascii="Sakkal Majalla" w:hAnsi="Sakkal Majalla" w:cs="Sakkal Majalla" w:hint="cs"/>
-          <w:b/>
-          <w:bCs/>
-          <w:sz w:val="32"/>
-          <w:szCs w:val="32"/>
-          <w:rtl/>
-        </w:rPr>
-        <w:t>المسيح هو مَن أشعل النور، لكيما نعرف حالتنا</w:t>
+          <w:sz w:val="28"/>
+          <w:szCs w:val="28"/>
+          <w:rtl/>
+        </w:rPr>
+        <w:t>نحن ينقصنا سعة بقدر كافٍ حتى فعلاً نتمتع بالله. إنه لديه "مدًى"، عمقًا لا يمكن أن يعطينا إياها غير الله، ملئًا لا يملئه إلا الله وحده. وحيثما تواجد هذا يكون هناك "حياة وسلام".</w:t>
       </w:r>
     </w:p>
     <w:p>
@@ -231,300 +246,6 @@
           <w:rtl/>
         </w:rPr>
       </w:pPr>
-      <w:r>
-        <w:rPr>
-          <w:rFonts w:ascii="Sakkal Majalla" w:hAnsi="Sakkal Majalla" w:cs="Sakkal Majalla" w:hint="cs"/>
-          <w:sz w:val="28"/>
-          <w:szCs w:val="28"/>
-          <w:rtl/>
-        </w:rPr>
-        <w:t>السراج يضعونه على منارة لينظر الداخلون النور (لوقا 8: 16). الإنسان يوضع أمام السؤال: "هل أراه أم لا</w:t>
-      </w:r>
-      <w:r>
-        <w:rPr>
-          <w:rFonts w:ascii="Sakkal Majalla" w:hAnsi="Sakkal Majalla" w:cs="Sakkal Majalla" w:hint="cs"/>
-          <w:sz w:val="28"/>
-          <w:szCs w:val="28"/>
-          <w:rtl/>
-        </w:rPr>
-        <w:t xml:space="preserve"> أراه</w:t>
-      </w:r>
-      <w:r>
-        <w:rPr>
-          <w:rFonts w:ascii="Sakkal Majalla" w:hAnsi="Sakkal Majalla" w:cs="Sakkal Majalla" w:hint="cs"/>
-          <w:sz w:val="28"/>
-          <w:szCs w:val="28"/>
-          <w:rtl/>
-        </w:rPr>
-        <w:t>؟" المسيح أشعل النور في العالم. الله خبّر عن ذاته فيه، ونتيجةً لذلك هو أنك تستطيع أن تميّز حالتك. إن قلت: "</w:t>
-      </w:r>
-      <w:r>
-        <w:rPr>
-          <w:rFonts w:ascii="Sakkal Majalla" w:hAnsi="Sakkal Majalla" w:cs="Sakkal Majalla"/>
-          <w:sz w:val="28"/>
-          <w:szCs w:val="28"/>
-          <w:rtl/>
-        </w:rPr>
-        <w:t>ائْذَنْ لِي أَنْ أَمْضِيَ أَوَّلاً وَأَدْفِنَ أَبِي</w:t>
-      </w:r>
-      <w:r>
-        <w:rPr>
-          <w:rFonts w:ascii="Sakkal Majalla" w:hAnsi="Sakkal Majalla" w:cs="Sakkal Majalla" w:hint="cs"/>
-          <w:sz w:val="28"/>
-          <w:szCs w:val="28"/>
-          <w:rtl/>
-        </w:rPr>
-        <w:t>" (قارن لوقا 9: 59)، فإنك تفضّل شيئًا آخر عنه.</w:t>
-      </w:r>
-    </w:p>
-    <w:p>
-      <w:pPr>
-        <w:bidi/>
-        <w:jc w:val="both"/>
-        <w:rPr>
-          <w:rFonts w:ascii="Sakkal Majalla" w:hAnsi="Sakkal Majalla" w:cs="Sakkal Majalla"/>
-          <w:sz w:val="28"/>
-          <w:szCs w:val="28"/>
-          <w:rtl/>
-        </w:rPr>
-      </w:pPr>
-      <w:r>
-        <w:rPr>
-          <w:rFonts w:ascii="Sakkal Majalla" w:hAnsi="Sakkal Majalla" w:cs="Sakkal Majalla" w:hint="cs"/>
-          <w:sz w:val="28"/>
-          <w:szCs w:val="28"/>
-          <w:rtl/>
-        </w:rPr>
-        <w:t xml:space="preserve">إن لم يكن جسدي كله نيرًا فستفقد عيني بساطتها. هناك أمر يقف أمام قوة المسيح لست مستعدًا بأن أتنازل عنه. يقول الناس، بأنهم لا يستطيعون أن يروه هكذا. كلا، بالطبع هم لا يستطيعون أن يروه هكذا، لأنه وقع على عينهم "نور" من نوع آخر. وإن لم يسلكوا في قوة النور الذي لهم اليوم، فسريعًا ما سيفقدون أيضًا ما يرونه اليوم. لذا </w:t>
-      </w:r>
-      <w:r>
-        <w:rPr>
-          <w:rFonts w:ascii="Sakkal Majalla" w:hAnsi="Sakkal Majalla" w:cs="Sakkal Majalla" w:hint="cs"/>
-          <w:sz w:val="28"/>
-          <w:szCs w:val="28"/>
-          <w:rtl/>
-        </w:rPr>
-        <w:t>ي</w:t>
-      </w:r>
-      <w:r>
-        <w:rPr>
-          <w:rFonts w:ascii="Sakkal Majalla" w:hAnsi="Sakkal Majalla" w:cs="Sakkal Majalla" w:hint="cs"/>
-          <w:sz w:val="28"/>
-          <w:szCs w:val="28"/>
-          <w:rtl/>
-        </w:rPr>
-        <w:t>قول الرب: "</w:t>
-      </w:r>
-      <w:r>
-        <w:rPr>
-          <w:rFonts w:ascii="Sakkal Majalla" w:hAnsi="Sakkal Majalla" w:cs="Sakkal Majalla"/>
-          <w:sz w:val="28"/>
-          <w:szCs w:val="28"/>
-          <w:rtl/>
-        </w:rPr>
-        <w:t xml:space="preserve"> </w:t>
-      </w:r>
-      <w:r>
-        <w:rPr>
-          <w:rFonts w:ascii="Sakkal Majalla" w:hAnsi="Sakkal Majalla" w:cs="Sakkal Majalla"/>
-          <w:sz w:val="28"/>
-          <w:szCs w:val="28"/>
-          <w:rtl/>
-        </w:rPr>
-        <w:t>اُنْظُرْ إِذًا لِئَلاَّ يَكُونَ النُّورُ الَّذِي فِيكَ ظُلْمَةً</w:t>
-      </w:r>
-      <w:r>
-        <w:rPr>
-          <w:rFonts w:ascii="Sakkal Majalla" w:hAnsi="Sakkal Majalla" w:cs="Sakkal Majalla" w:hint="cs"/>
-          <w:sz w:val="28"/>
-          <w:szCs w:val="28"/>
-          <w:rtl/>
-        </w:rPr>
-        <w:t>." من الممكن أن يكون حكمنا خاطئ، لأن المسيح لم يعُد هو القياس، وعندها يصبح النور ظلمة. إننا سننقاد بصورة خاطئة ونضل عن الطريق.</w:t>
-      </w:r>
-    </w:p>
-    <w:p>
-      <w:pPr>
-        <w:bidi/>
-        <w:jc w:val="both"/>
-        <w:rPr>
-          <w:rFonts w:ascii="Sakkal Majalla" w:hAnsi="Sakkal Majalla" w:cs="Sakkal Majalla"/>
-          <w:b/>
-          <w:bCs/>
-          <w:sz w:val="32"/>
-          <w:szCs w:val="32"/>
-          <w:rtl/>
-        </w:rPr>
-      </w:pPr>
-      <w:r>
-        <w:rPr>
-          <w:rFonts w:ascii="Sakkal Majalla" w:hAnsi="Sakkal Majalla" w:cs="Sakkal Majalla" w:hint="cs"/>
-          <w:b/>
-          <w:bCs/>
-          <w:sz w:val="32"/>
-          <w:szCs w:val="32"/>
-          <w:rtl/>
-        </w:rPr>
-        <w:t>إن نظرنا إلى المسيح نحكم على كل خطية فينا</w:t>
-      </w:r>
-    </w:p>
-    <w:p>
-      <w:pPr>
-        <w:bidi/>
-        <w:jc w:val="both"/>
-        <w:rPr>
-          <w:rFonts w:ascii="Sakkal Majalla" w:hAnsi="Sakkal Majalla" w:cs="Sakkal Majalla"/>
-          <w:sz w:val="28"/>
-          <w:szCs w:val="28"/>
-          <w:rtl/>
-        </w:rPr>
-      </w:pPr>
-      <w:r>
-        <w:rPr>
-          <w:rFonts w:ascii="Sakkal Majalla" w:hAnsi="Sakkal Majalla" w:cs="Sakkal Majalla" w:hint="cs"/>
-          <w:sz w:val="28"/>
-          <w:szCs w:val="28"/>
-          <w:rtl/>
-        </w:rPr>
-        <w:t>عندما تمتلئ العين بالمسيح ونحكم كل شيء في نور هذا النور، فسأحكم على كل ما لا يمجد المسيح. من الممكن أن أكون مجرد إناءً صغيرًا، ولكن ينبغي أن أكون كلّي للمسيح.</w:t>
-      </w:r>
-    </w:p>
-    <w:p>
-      <w:pPr>
-        <w:bidi/>
-        <w:jc w:val="both"/>
-        <w:rPr>
-          <w:rFonts w:ascii="Sakkal Majalla" w:hAnsi="Sakkal Majalla" w:cs="Sakkal Majalla"/>
-          <w:sz w:val="28"/>
-          <w:szCs w:val="28"/>
-          <w:rtl/>
-        </w:rPr>
-      </w:pPr>
-      <w:r>
-        <w:rPr>
-          <w:rFonts w:ascii="Sakkal Majalla" w:hAnsi="Sakkal Majalla" w:cs="Sakkal Majalla" w:hint="cs"/>
-          <w:sz w:val="28"/>
-          <w:szCs w:val="28"/>
-          <w:rtl/>
-        </w:rPr>
-        <w:t>ليتنا نسلك</w:t>
-      </w:r>
-      <w:r>
-        <w:rPr>
-          <w:rFonts w:ascii="Sakkal Majalla" w:hAnsi="Sakkal Majalla" w:cs="Sakkal Majalla" w:hint="cs"/>
-          <w:sz w:val="28"/>
-          <w:szCs w:val="28"/>
-          <w:rtl/>
-        </w:rPr>
-        <w:t xml:space="preserve"> في</w:t>
-      </w:r>
-      <w:bookmarkStart w:id="0" w:name="_GoBack"/>
-      <w:bookmarkEnd w:id="0"/>
-      <w:r>
-        <w:rPr>
-          <w:rFonts w:ascii="Sakkal Majalla" w:hAnsi="Sakkal Majalla" w:cs="Sakkal Majalla" w:hint="cs"/>
-          <w:sz w:val="28"/>
-          <w:szCs w:val="28"/>
-          <w:rtl/>
-        </w:rPr>
-        <w:t xml:space="preserve"> طرقنا في قوة الروح القدس و </w:t>
-      </w:r>
-      <w:r>
-        <w:rPr>
-          <w:rFonts w:ascii="Sakkal Majalla" w:hAnsi="Sakkal Majalla" w:cs="Sakkal Majalla"/>
-          <w:sz w:val="28"/>
-          <w:szCs w:val="28"/>
-          <w:rtl/>
-        </w:rPr>
-        <w:t>–</w:t>
-      </w:r>
-      <w:r>
-        <w:rPr>
-          <w:rFonts w:ascii="Sakkal Majalla" w:hAnsi="Sakkal Majalla" w:cs="Sakkal Majalla" w:hint="cs"/>
-          <w:sz w:val="28"/>
-          <w:szCs w:val="28"/>
-          <w:rtl/>
-        </w:rPr>
-        <w:t xml:space="preserve"> ونحن مثبتين نظرنا عليه وعليه فقط </w:t>
-      </w:r>
-      <w:r>
-        <w:rPr>
-          <w:rFonts w:ascii="Sakkal Majalla" w:hAnsi="Sakkal Majalla" w:cs="Sakkal Majalla"/>
-          <w:sz w:val="28"/>
-          <w:szCs w:val="28"/>
-          <w:rtl/>
-        </w:rPr>
-        <w:t>–</w:t>
-      </w:r>
-      <w:r>
-        <w:rPr>
-          <w:rFonts w:ascii="Sakkal Majalla" w:hAnsi="Sakkal Majalla" w:cs="Sakkal Majalla" w:hint="cs"/>
-          <w:sz w:val="28"/>
-          <w:szCs w:val="28"/>
-          <w:rtl/>
-        </w:rPr>
-        <w:t xml:space="preserve"> ننقاد بإرشاد (تعليم) ربنا يسوع المسيح بأن نتبعه ولا نبتغي أي طريق آخر! وإن أتت أمام عيوننا أمور أخرى، نقول عندها: "</w:t>
-      </w:r>
-      <w:r>
-        <w:rPr>
-          <w:rFonts w:ascii="Sakkal Majalla" w:hAnsi="Sakkal Majalla" w:cs="Sakkal Majalla"/>
-          <w:sz w:val="28"/>
-          <w:szCs w:val="28"/>
-          <w:rtl/>
-        </w:rPr>
-        <w:t>وَلكِنِّي أَفْعَلُ شَيْئًا وَاحِدًا</w:t>
-      </w:r>
-      <w:r>
-        <w:rPr>
-          <w:rFonts w:ascii="Sakkal Majalla" w:hAnsi="Sakkal Majalla" w:cs="Sakkal Majalla" w:hint="cs"/>
-          <w:sz w:val="28"/>
-          <w:szCs w:val="28"/>
-          <w:rtl/>
-        </w:rPr>
-        <w:t>" (فيلبي 3: 14).</w:t>
-      </w:r>
-    </w:p>
-    <w:p>
-      <w:pPr>
-        <w:bidi/>
-        <w:jc w:val="both"/>
-        <w:rPr>
-          <w:rFonts w:ascii="Sakkal Majalla" w:hAnsi="Sakkal Majalla" w:cs="Sakkal Majalla"/>
-          <w:sz w:val="28"/>
-          <w:szCs w:val="28"/>
-          <w:rtl/>
-        </w:rPr>
-      </w:pPr>
-      <w:r>
-        <w:rPr>
-          <w:rFonts w:ascii="Sakkal Majalla" w:hAnsi="Sakkal Majalla" w:cs="Sakkal Majalla" w:hint="cs"/>
-          <w:sz w:val="28"/>
-          <w:szCs w:val="28"/>
-          <w:rtl/>
-        </w:rPr>
-        <w:t xml:space="preserve">صدر في: </w:t>
-      </w:r>
-      <w:r>
-        <w:rPr>
-          <w:rFonts w:ascii="Sakkal Majalla" w:hAnsi="Sakkal Majalla" w:cs="Sakkal Majalla" w:hint="cs"/>
-          <w:b/>
-          <w:bCs/>
-          <w:color w:val="FF0000"/>
-          <w:sz w:val="28"/>
-          <w:szCs w:val="28"/>
-          <w:rtl/>
-        </w:rPr>
-        <w:t>تشجيع وإنذار</w:t>
-      </w:r>
-      <w:r>
-        <w:rPr>
-          <w:rFonts w:ascii="Sakkal Majalla" w:hAnsi="Sakkal Majalla" w:cs="Sakkal Majalla" w:hint="cs"/>
-          <w:sz w:val="28"/>
-          <w:szCs w:val="28"/>
-          <w:rtl/>
-        </w:rPr>
-        <w:t>، 1995، صفحة 11.</w:t>
-      </w:r>
     </w:p>
     <w:sectPr>
       <w:pgSz w:w="11906" w:h="16838"/>
@@ -970,7 +691,7 @@
     <w:basedOn w:val="DefaultParagraphFont"/>
     <w:uiPriority w:val="99"/>
     <w:unhideWhenUsed/>
-    <w:rsid w:val="00287D4C"/>
+    <w:rsid w:val="00164A07"/>
     <w:rPr>
       <w:color w:val="0563C1" w:themeColor="hyperlink"/>
       <w:u w:val="single"/>
@@ -982,7 +703,7 @@
     <w:uiPriority w:val="99"/>
     <w:semiHidden/>
     <w:unhideWhenUsed/>
-    <w:rsid w:val="00287D4C"/>
+    <w:rsid w:val="00164A07"/>
     <w:rPr>
       <w:color w:val="605E5C"/>
       <w:shd w:val="clear" w:color="auto" w:fill="E1DFDD"/>

--- a/docs/downloads/john-nelson-darby/تم/doc_0342.docx
+++ b/docs/downloads/john-nelson-darby/تم/doc_0342.docx
@@ -5,7 +5,7 @@
     <w:p>
       <w:pPr>
         <w:bidi/>
-        <w:jc w:val="both"/>
+        <w:jc w:val="center"/>
         <w:rPr>
           <w:rFonts w:ascii="Sakkal Majalla" w:hAnsi="Sakkal Majalla" w:cs="Sakkal Majalla"/>
           <w:sz w:val="28"/>
@@ -22,7 +22,7 @@
             <w:szCs w:val="28"/>
             <w:rtl/>
           </w:rPr>
-          <w:t>قلبنا</w:t>
+          <w:t>عين بسيطة</w:t>
         </w:r>
       </w:hyperlink>
     </w:p>
@@ -32,16 +32,16 @@
         <w:jc w:val="both"/>
         <w:rPr>
           <w:rFonts w:ascii="Sakkal Majalla" w:hAnsi="Sakkal Majalla" w:cs="Sakkal Majalla"/>
-          <w:sz w:val="28"/>
-          <w:szCs w:val="28"/>
-          <w:rtl/>
-        </w:rPr>
-      </w:pPr>
-      <w:r>
-        <w:rPr>
-          <w:rFonts w:ascii="Sakkal Majalla" w:hAnsi="Sakkal Majalla" w:cs="Sakkal Majalla" w:hint="cs"/>
-          <w:sz w:val="28"/>
-          <w:szCs w:val="28"/>
+          <w:b/>
+          <w:bCs/>
+          <w:rtl/>
+        </w:rPr>
+      </w:pPr>
+      <w:r>
+        <w:rPr>
+          <w:rFonts w:ascii="Sakkal Majalla" w:hAnsi="Sakkal Majalla" w:cs="Sakkal Majalla" w:hint="cs"/>
+          <w:b/>
+          <w:bCs/>
           <w:rtl/>
         </w:rPr>
         <w:t>يوحنا داربي</w:t>
@@ -70,20 +70,22 @@
       <w:r>
         <w:rPr>
           <w:rFonts w:ascii="Sakkal Majalla" w:hAnsi="Sakkal Majalla" w:cs="Sakkal Majalla"/>
-          <w:sz w:val="28"/>
-          <w:szCs w:val="28"/>
-          <w:rtl/>
-        </w:rPr>
-        <w:t xml:space="preserve"> 6 لأَنَّ اهْتِمَامَ الْجَسَدِ هُوَ مَوْتٌ، وَلكِنَّ اهْتِمَامَ الرُّوحِ هُوَ حَيَاةٌ وَسَلاَمٌ.</w:t>
-      </w:r>
-      <w:r>
-        <w:rPr>
-          <w:rFonts w:ascii="Sakkal Majalla" w:hAnsi="Sakkal Majalla" w:cs="Sakkal Majalla" w:hint="cs"/>
-          <w:sz w:val="28"/>
-          <w:szCs w:val="28"/>
-          <w:rtl/>
-        </w:rPr>
-        <w:t>" (رومية 8: 6)</w:t>
+          <w:color w:val="FF0000"/>
+          <w:sz w:val="28"/>
+          <w:szCs w:val="28"/>
+          <w:rtl/>
+        </w:rPr>
+        <w:t>سِرَاجُ الْجَسَدِ هُوَ الْعَيْنُ، فَمَتَى كَانَتْ عَيْنُكَ بَسِيطَةً فَجَسَدُكَ كُلُّهُ يَكُونُ نَيِّرًا، وَمَتَى كَانَتْ شِرِّيرَةً فَجَسَدُكَ يَكُونُ مُظْلِمًا.  35 اُنْظُرْ إِذًا لِئَلاَّ يَكُونَ النُّورُ الَّذِي فِيكَ ظُلْمَةً.  36 فَإِنْ كَانَ جَسَدُكَ كُلُّهُ نَيِّرًا لَيْسَ فِيهِ جُزْءٌ مُظْلِمٌ، يَكُونُ نَيِّرًا كُلُّهُ، كَمَا حِينَمَا يُضِيءُ لَكَ السِّرَاجُ بِلَمَعَانِهِ».</w:t>
+      </w:r>
+      <w:r>
+        <w:rPr>
+          <w:rFonts w:ascii="Sakkal Majalla" w:hAnsi="Sakkal Majalla" w:cs="Sakkal Majalla" w:hint="cs"/>
+          <w:color w:val="FF0000"/>
+          <w:sz w:val="28"/>
+          <w:szCs w:val="28"/>
+          <w:rtl/>
+        </w:rPr>
+        <w:t>"</w:t>
       </w:r>
     </w:p>
     <w:p>
@@ -92,25 +94,31 @@
         <w:jc w:val="both"/>
         <w:rPr>
           <w:rFonts w:ascii="Sakkal Majalla" w:hAnsi="Sakkal Majalla" w:cs="Sakkal Majalla"/>
-          <w:sz w:val="28"/>
-          <w:szCs w:val="28"/>
-          <w:rtl/>
-        </w:rPr>
-      </w:pPr>
-      <w:r>
-        <w:rPr>
-          <w:rFonts w:ascii="Sakkal Majalla" w:hAnsi="Sakkal Majalla" w:cs="Sakkal Majalla" w:hint="cs"/>
-          <w:sz w:val="28"/>
-          <w:szCs w:val="28"/>
-          <w:rtl/>
-        </w:rPr>
-        <w:t xml:space="preserve">هنالك نوعان من السلام </w:t>
-      </w:r>
-      <w:r>
-        <w:rPr>
-          <w:rFonts w:ascii="Sakkal Majalla" w:hAnsi="Sakkal Majalla" w:cs="Sakkal Majalla"/>
-          <w:sz w:val="28"/>
-          <w:szCs w:val="28"/>
+          <w:b/>
+          <w:bCs/>
+          <w:sz w:val="32"/>
+          <w:szCs w:val="32"/>
+          <w:rtl/>
+        </w:rPr>
+      </w:pPr>
+      <w:r>
+        <w:rPr>
+          <w:rFonts w:ascii="Sakkal Majalla" w:hAnsi="Sakkal Majalla" w:cs="Sakkal Majalla" w:hint="cs"/>
+          <w:b/>
+          <w:bCs/>
+          <w:sz w:val="32"/>
+          <w:szCs w:val="32"/>
+          <w:rtl/>
+        </w:rPr>
+        <w:t xml:space="preserve">النور موجود </w:t>
+      </w:r>
+      <w:r>
+        <w:rPr>
+          <w:rFonts w:ascii="Sakkal Majalla" w:hAnsi="Sakkal Majalla" w:cs="Sakkal Majalla"/>
+          <w:b/>
+          <w:bCs/>
+          <w:sz w:val="32"/>
+          <w:szCs w:val="32"/>
           <w:rtl/>
         </w:rPr>
         <w:t>–</w:t>
@@ -118,29 +126,297 @@
       <w:r>
         <w:rPr>
           <w:rFonts w:ascii="Sakkal Majalla" w:hAnsi="Sakkal Majalla" w:cs="Sakkal Majalla" w:hint="cs"/>
-          <w:sz w:val="28"/>
-          <w:szCs w:val="28"/>
-          <w:rtl/>
-        </w:rPr>
-        <w:t xml:space="preserve"> سلام الضمير وسلام القلب. بأن يكون لنا السلام الأخير فهو أمر يطول </w:t>
-      </w:r>
-      <w:r>
-        <w:rPr>
-          <w:rFonts w:ascii="Sakkal Majalla" w:hAnsi="Sakkal Majalla" w:cs="Sakkal Majalla" w:hint="cs"/>
-          <w:sz w:val="28"/>
-          <w:szCs w:val="28"/>
-          <w:rtl/>
-        </w:rPr>
-        <w:t xml:space="preserve">نواله </w:t>
-      </w:r>
-      <w:r>
-        <w:rPr>
-          <w:rFonts w:ascii="Sakkal Majalla" w:hAnsi="Sakkal Majalla" w:cs="Sakkal Majalla" w:hint="cs"/>
-          <w:sz w:val="28"/>
-          <w:szCs w:val="28"/>
-          <w:rtl/>
-        </w:rPr>
-        <w:t xml:space="preserve">أكثر من </w:t>
+          <w:b/>
+          <w:bCs/>
+          <w:sz w:val="32"/>
+          <w:szCs w:val="32"/>
+          <w:rtl/>
+        </w:rPr>
+        <w:t xml:space="preserve"> هل يوجد لدينا عين بسيطة؟</w:t>
+      </w:r>
+    </w:p>
+    <w:p>
+      <w:pPr>
+        <w:bidi/>
+        <w:jc w:val="both"/>
+        <w:rPr>
+          <w:rFonts w:ascii="Sakkal Majalla" w:hAnsi="Sakkal Majalla" w:cs="Sakkal Majalla"/>
+          <w:sz w:val="28"/>
+          <w:szCs w:val="28"/>
+          <w:rtl/>
+        </w:rPr>
+      </w:pPr>
+      <w:r>
+        <w:rPr>
+          <w:rFonts w:ascii="Sakkal Majalla" w:hAnsi="Sakkal Majalla" w:cs="Sakkal Majalla" w:hint="cs"/>
+          <w:sz w:val="28"/>
+          <w:szCs w:val="28"/>
+          <w:rtl/>
+        </w:rPr>
+        <w:t>عندما نشعل شمعة في غرفة مظلمة، فسنقدر أن نميز كل الأمور. إنها لا تُظهر فقط ذاتها، وإنما تنير كل شيء من حولها.</w:t>
+      </w:r>
+    </w:p>
+    <w:p>
+      <w:pPr>
+        <w:bidi/>
+        <w:jc w:val="both"/>
+        <w:rPr>
+          <w:rFonts w:ascii="Sakkal Majalla" w:hAnsi="Sakkal Majalla" w:cs="Sakkal Majalla"/>
+          <w:sz w:val="28"/>
+          <w:szCs w:val="28"/>
+          <w:rtl/>
+        </w:rPr>
+      </w:pPr>
+      <w:r>
+        <w:rPr>
+          <w:rFonts w:ascii="Sakkal Majalla" w:hAnsi="Sakkal Majalla" w:cs="Sakkal Majalla" w:hint="cs"/>
+          <w:sz w:val="28"/>
+          <w:szCs w:val="28"/>
+          <w:rtl/>
+        </w:rPr>
+        <w:t>عيننا (الروحية) تستقبل النور، لكن العين من الممكن أن تكون بسيطة أو شريرة. ليس "إما ذات نظرة واحدة أو ذات نظرتين"، وإنما "ذات نظرة واحدة أو شريرة". إن لم يكن المسيح هو الغرض الذي تنظر إليه العين، فالذي يشغلنا يكون أي شيء شرير. إن كان</w:t>
+      </w:r>
+      <w:r>
+        <w:rPr>
+          <w:rFonts w:ascii="Sakkal Majalla" w:hAnsi="Sakkal Majalla" w:cs="Sakkal Majalla" w:hint="cs"/>
+          <w:sz w:val="28"/>
+          <w:szCs w:val="28"/>
+          <w:rtl/>
+        </w:rPr>
+        <w:t>ت</w:t>
+      </w:r>
+      <w:r>
+        <w:rPr>
+          <w:rFonts w:ascii="Sakkal Majalla" w:hAnsi="Sakkal Majalla" w:cs="Sakkal Majalla" w:hint="cs"/>
+          <w:sz w:val="28"/>
+          <w:szCs w:val="28"/>
+          <w:rtl/>
+        </w:rPr>
+        <w:t xml:space="preserve"> عيننا بالمقابل بسيطة، فكل شيء يكون بسيطًا، على الرغم من احتمال وجود المصاعب كما حدث مع بولس.</w:t>
+      </w:r>
+    </w:p>
+    <w:p>
+      <w:pPr>
+        <w:bidi/>
+        <w:jc w:val="both"/>
+        <w:rPr>
+          <w:rFonts w:ascii="Sakkal Majalla" w:hAnsi="Sakkal Majalla" w:cs="Sakkal Majalla"/>
+          <w:b/>
+          <w:bCs/>
+          <w:sz w:val="32"/>
+          <w:szCs w:val="32"/>
+          <w:rtl/>
+        </w:rPr>
+      </w:pPr>
+      <w:r>
+        <w:rPr>
+          <w:rFonts w:ascii="Sakkal Majalla" w:hAnsi="Sakkal Majalla" w:cs="Sakkal Majalla" w:hint="cs"/>
+          <w:b/>
+          <w:bCs/>
+          <w:sz w:val="32"/>
+          <w:szCs w:val="32"/>
+          <w:rtl/>
+        </w:rPr>
+        <w:t>المسيح هو مَن أشعل النور، لكيما نعرف حالتنا</w:t>
+      </w:r>
+    </w:p>
+    <w:p>
+      <w:pPr>
+        <w:bidi/>
+        <w:jc w:val="both"/>
+        <w:rPr>
+          <w:rFonts w:ascii="Sakkal Majalla" w:hAnsi="Sakkal Majalla" w:cs="Sakkal Majalla"/>
+          <w:sz w:val="28"/>
+          <w:szCs w:val="28"/>
+          <w:rtl/>
+        </w:rPr>
+      </w:pPr>
+      <w:r>
+        <w:rPr>
+          <w:rFonts w:ascii="Sakkal Majalla" w:hAnsi="Sakkal Majalla" w:cs="Sakkal Majalla" w:hint="cs"/>
+          <w:sz w:val="28"/>
+          <w:szCs w:val="28"/>
+          <w:rtl/>
+        </w:rPr>
+        <w:t>السراج يضعونه على منارة لينظر الداخلون النور (لوقا 8: 16). الإنسان يوضع أمام السؤال: "هل أراه أم لا</w:t>
+      </w:r>
+      <w:r>
+        <w:rPr>
+          <w:rFonts w:ascii="Sakkal Majalla" w:hAnsi="Sakkal Majalla" w:cs="Sakkal Majalla" w:hint="cs"/>
+          <w:sz w:val="28"/>
+          <w:szCs w:val="28"/>
+          <w:rtl/>
+        </w:rPr>
+        <w:t xml:space="preserve"> أراه</w:t>
+      </w:r>
+      <w:r>
+        <w:rPr>
+          <w:rFonts w:ascii="Sakkal Majalla" w:hAnsi="Sakkal Majalla" w:cs="Sakkal Majalla" w:hint="cs"/>
+          <w:sz w:val="28"/>
+          <w:szCs w:val="28"/>
+          <w:rtl/>
+        </w:rPr>
+        <w:t>؟" المسيح أشعل النور في العالم. الله خبّر عن ذاته فيه، ونتيجةً لذلك هو أنك تستطيع أن تميّز حالتك. إن قلت: "</w:t>
+      </w:r>
+      <w:r>
+        <w:rPr>
+          <w:rFonts w:ascii="Sakkal Majalla" w:hAnsi="Sakkal Majalla" w:cs="Sakkal Majalla"/>
+          <w:sz w:val="28"/>
+          <w:szCs w:val="28"/>
+          <w:rtl/>
+        </w:rPr>
+        <w:t>ائْذَنْ لِي أَنْ أَمْضِيَ أَوَّلاً وَأَدْفِنَ أَبِي</w:t>
+      </w:r>
+      <w:r>
+        <w:rPr>
+          <w:rFonts w:ascii="Sakkal Majalla" w:hAnsi="Sakkal Majalla" w:cs="Sakkal Majalla" w:hint="cs"/>
+          <w:sz w:val="28"/>
+          <w:szCs w:val="28"/>
+          <w:rtl/>
+        </w:rPr>
+        <w:t>" (قارن لوقا 9: 59)، فإنك تفضّل شيئًا آخر عنه.</w:t>
+      </w:r>
+    </w:p>
+    <w:p>
+      <w:pPr>
+        <w:bidi/>
+        <w:jc w:val="both"/>
+        <w:rPr>
+          <w:rFonts w:ascii="Sakkal Majalla" w:hAnsi="Sakkal Majalla" w:cs="Sakkal Majalla"/>
+          <w:sz w:val="28"/>
+          <w:szCs w:val="28"/>
+          <w:rtl/>
+        </w:rPr>
+      </w:pPr>
+      <w:r>
+        <w:rPr>
+          <w:rFonts w:ascii="Sakkal Majalla" w:hAnsi="Sakkal Majalla" w:cs="Sakkal Majalla" w:hint="cs"/>
+          <w:sz w:val="28"/>
+          <w:szCs w:val="28"/>
+          <w:rtl/>
+        </w:rPr>
+        <w:t xml:space="preserve">إن لم يكن جسدي كله نيرًا فستفقد عيني بساطتها. هناك أمر يقف أمام قوة المسيح لست مستعدًا بأن أتنازل عنه. يقول الناس، بأنهم لا يستطيعون أن يروه هكذا. كلا، بالطبع هم لا يستطيعون أن يروه هكذا، لأنه وقع على عينهم "نور" من نوع آخر. وإن لم يسلكوا في قوة النور الذي لهم اليوم، فسريعًا ما سيفقدون أيضًا ما يرونه اليوم. لذا </w:t>
+      </w:r>
+      <w:r>
+        <w:rPr>
+          <w:rFonts w:ascii="Sakkal Majalla" w:hAnsi="Sakkal Majalla" w:cs="Sakkal Majalla" w:hint="cs"/>
+          <w:sz w:val="28"/>
+          <w:szCs w:val="28"/>
+          <w:rtl/>
+        </w:rPr>
+        <w:t>ي</w:t>
+      </w:r>
+      <w:r>
+        <w:rPr>
+          <w:rFonts w:ascii="Sakkal Majalla" w:hAnsi="Sakkal Majalla" w:cs="Sakkal Majalla" w:hint="cs"/>
+          <w:sz w:val="28"/>
+          <w:szCs w:val="28"/>
+          <w:rtl/>
+        </w:rPr>
+        <w:t>قول الرب: "</w:t>
+      </w:r>
+      <w:r>
+        <w:rPr>
+          <w:rFonts w:ascii="Sakkal Majalla" w:hAnsi="Sakkal Majalla" w:cs="Sakkal Majalla"/>
+          <w:sz w:val="28"/>
+          <w:szCs w:val="28"/>
+          <w:rtl/>
+        </w:rPr>
+        <w:t xml:space="preserve"> </w:t>
+      </w:r>
+      <w:r>
+        <w:rPr>
+          <w:rFonts w:ascii="Sakkal Majalla" w:hAnsi="Sakkal Majalla" w:cs="Sakkal Majalla"/>
+          <w:sz w:val="28"/>
+          <w:szCs w:val="28"/>
+          <w:rtl/>
+        </w:rPr>
+        <w:t>اُنْظُرْ إِذًا لِئَلاَّ يَكُونَ النُّورُ الَّذِي فِيكَ ظُلْمَةً</w:t>
+      </w:r>
+      <w:r>
+        <w:rPr>
+          <w:rFonts w:ascii="Sakkal Majalla" w:hAnsi="Sakkal Majalla" w:cs="Sakkal Majalla" w:hint="cs"/>
+          <w:sz w:val="28"/>
+          <w:szCs w:val="28"/>
+          <w:rtl/>
+        </w:rPr>
+        <w:t>." من الممكن أن يكون حكمنا خاطئ، لأن المسيح لم يعُد هو القياس، وعندها يصبح النور ظلمة. إننا سننقاد بصورة خاطئة ونضل عن الطريق.</w:t>
+      </w:r>
+    </w:p>
+    <w:p>
+      <w:pPr>
+        <w:bidi/>
+        <w:jc w:val="both"/>
+        <w:rPr>
+          <w:rFonts w:ascii="Sakkal Majalla" w:hAnsi="Sakkal Majalla" w:cs="Sakkal Majalla"/>
+          <w:b/>
+          <w:bCs/>
+          <w:sz w:val="32"/>
+          <w:szCs w:val="32"/>
+          <w:rtl/>
+        </w:rPr>
+      </w:pPr>
+      <w:r>
+        <w:rPr>
+          <w:rFonts w:ascii="Sakkal Majalla" w:hAnsi="Sakkal Majalla" w:cs="Sakkal Majalla" w:hint="cs"/>
+          <w:b/>
+          <w:bCs/>
+          <w:sz w:val="32"/>
+          <w:szCs w:val="32"/>
+          <w:rtl/>
+        </w:rPr>
+        <w:t>إن نظرنا إلى المسيح نحكم على كل خطية فينا</w:t>
+      </w:r>
+    </w:p>
+    <w:p>
+      <w:pPr>
+        <w:bidi/>
+        <w:jc w:val="both"/>
+        <w:rPr>
+          <w:rFonts w:ascii="Sakkal Majalla" w:hAnsi="Sakkal Majalla" w:cs="Sakkal Majalla"/>
+          <w:sz w:val="28"/>
+          <w:szCs w:val="28"/>
+          <w:rtl/>
+        </w:rPr>
+      </w:pPr>
+      <w:r>
+        <w:rPr>
+          <w:rFonts w:ascii="Sakkal Majalla" w:hAnsi="Sakkal Majalla" w:cs="Sakkal Majalla" w:hint="cs"/>
+          <w:sz w:val="28"/>
+          <w:szCs w:val="28"/>
+          <w:rtl/>
+        </w:rPr>
+        <w:t>عندما تمتلئ العين بالمسيح ونحكم كل شيء في نور هذا النور، فسأحكم على كل ما لا يمجد المسيح. من الممكن أن أكون مجرد إناءً صغيرًا، ولكن ينبغي أن أكون كلّي للمسيح.</w:t>
+      </w:r>
+    </w:p>
+    <w:p>
+      <w:pPr>
+        <w:bidi/>
+        <w:jc w:val="both"/>
+        <w:rPr>
+          <w:rFonts w:ascii="Sakkal Majalla" w:hAnsi="Sakkal Majalla" w:cs="Sakkal Majalla"/>
+          <w:sz w:val="28"/>
+          <w:szCs w:val="28"/>
+          <w:rtl/>
+        </w:rPr>
+      </w:pPr>
+      <w:r>
+        <w:rPr>
+          <w:rFonts w:ascii="Sakkal Majalla" w:hAnsi="Sakkal Majalla" w:cs="Sakkal Majalla" w:hint="cs"/>
+          <w:sz w:val="28"/>
+          <w:szCs w:val="28"/>
+          <w:rtl/>
+        </w:rPr>
+        <w:t>ليتنا نسلك</w:t>
+      </w:r>
+      <w:r>
+        <w:rPr>
+          <w:rFonts w:ascii="Sakkal Majalla" w:hAnsi="Sakkal Majalla" w:cs="Sakkal Majalla" w:hint="cs"/>
+          <w:sz w:val="28"/>
+          <w:szCs w:val="28"/>
+          <w:rtl/>
+        </w:rPr>
+        <w:t xml:space="preserve"> في</w:t>
       </w:r>
       <w:bookmarkStart w:id="0" w:name="_GoBack"/>
       <w:bookmarkEnd w:id="0"/>
@@ -151,7 +427,61 @@
           <w:szCs w:val="28"/>
           <w:rtl/>
         </w:rPr>
-        <w:t>فقط سلام الضمير. فالأمر مرتبط بسلام يتملك القلب والأشواق. الأشواق وصلت إلى راحتها، حتى أننا دائمًا نبتغي أمورًا لا يشتكينا عليها ضميرنا. كل مَن يفرح في ربه ببساطة، يكون قد استراح في داخله. إن كنا لا نزال غير مرتاحين أو غير راضين في أفكارنا وفي باطننا، لن نكون عندها قد حصلنا على سلام القلب بعد. عندها نفكّر بأنفسنا؛ فقد دخل الأنا إلى القلب وسنرغب بشيء آخر لنفوسنا.</w:t>
+        <w:t xml:space="preserve"> طرقنا في قوة الروح القدس و </w:t>
+      </w:r>
+      <w:r>
+        <w:rPr>
+          <w:rFonts w:ascii="Sakkal Majalla" w:hAnsi="Sakkal Majalla" w:cs="Sakkal Majalla"/>
+          <w:sz w:val="28"/>
+          <w:szCs w:val="28"/>
+          <w:rtl/>
+        </w:rPr>
+        <w:t>–</w:t>
+      </w:r>
+      <w:r>
+        <w:rPr>
+          <w:rFonts w:ascii="Sakkal Majalla" w:hAnsi="Sakkal Majalla" w:cs="Sakkal Majalla" w:hint="cs"/>
+          <w:sz w:val="28"/>
+          <w:szCs w:val="28"/>
+          <w:rtl/>
+        </w:rPr>
+        <w:t xml:space="preserve"> ونحن مثبتين نظرنا عليه وعليه فقط </w:t>
+      </w:r>
+      <w:r>
+        <w:rPr>
+          <w:rFonts w:ascii="Sakkal Majalla" w:hAnsi="Sakkal Majalla" w:cs="Sakkal Majalla"/>
+          <w:sz w:val="28"/>
+          <w:szCs w:val="28"/>
+          <w:rtl/>
+        </w:rPr>
+        <w:t>–</w:t>
+      </w:r>
+      <w:r>
+        <w:rPr>
+          <w:rFonts w:ascii="Sakkal Majalla" w:hAnsi="Sakkal Majalla" w:cs="Sakkal Majalla" w:hint="cs"/>
+          <w:sz w:val="28"/>
+          <w:szCs w:val="28"/>
+          <w:rtl/>
+        </w:rPr>
+        <w:t xml:space="preserve"> ننقاد بإرشاد (تعليم) ربنا يسوع المسيح بأن نتبعه ولا نبتغي أي طريق آخر! وإن أتت أمام عيوننا أمور أخرى، نقول عندها: "</w:t>
+      </w:r>
+      <w:r>
+        <w:rPr>
+          <w:rFonts w:ascii="Sakkal Majalla" w:hAnsi="Sakkal Majalla" w:cs="Sakkal Majalla"/>
+          <w:sz w:val="28"/>
+          <w:szCs w:val="28"/>
+          <w:rtl/>
+        </w:rPr>
+        <w:t>وَلكِنِّي أَفْعَلُ شَيْئًا وَاحِدًا</w:t>
+      </w:r>
+      <w:r>
+        <w:rPr>
+          <w:rFonts w:ascii="Sakkal Majalla" w:hAnsi="Sakkal Majalla" w:cs="Sakkal Majalla" w:hint="cs"/>
+          <w:sz w:val="28"/>
+          <w:szCs w:val="28"/>
+          <w:rtl/>
+        </w:rPr>
+        <w:t>" (فيلبي 3: 14).</w:t>
       </w:r>
     </w:p>
     <w:p>
@@ -172,80 +502,29 @@
           <w:szCs w:val="28"/>
           <w:rtl/>
         </w:rPr>
-        <w:t>الروح بالمقابل يرفع العين عن أنفسنا محولاً إياها إلى الرب. أمور الجسد صغير جدًا حتى أن تقدر بأن تُملئ القلب وتشبعه. أما لكي ندرك أمور الروح، فينبغي أن يتّسع القلب ويكبر. إحدى الأمور المتناقضة في سفري الجامعة ونشيد الأنشاد متعلق بهذه النقطة بالذات. في الجامعة يقول لنا سليمان، بأنه لا يوجد أي شيء صالح تحت الشمس. الكل باطل وقبض الريح (يُضجر الروح). لماذا الأمر هو هكذا؟ بالنسبة لسليمان كان الأنا موجود في سعيه نحو إرضاء نفسه. في ذلك لم يكن من الممكن أن تكون أية راحة، ولا أن يوجد السلام. ولم يكن من الممكن أن تكون هنالك نتيجة غير ذلك. لا يوجد أي غرض بشري إنساني يمكنه أن يُرضي ويعطي سلامًا لنفس خالدة، كما ولا يمكن لأي إنسان فانٍ أن يجد راحته في الأمور التي يمكننا أن نقول بأنه سيموت منها. حينما فكّر سليمان بنفسه، كان في كل الأشياء: أنا، أنا، أنا، أنا فعلت ذلك ووجدته باطلاً.</w:t>
-      </w:r>
-    </w:p>
-    <w:p>
-      <w:pPr>
-        <w:bidi/>
-        <w:jc w:val="both"/>
-        <w:rPr>
-          <w:rFonts w:ascii="Sakkal Majalla" w:hAnsi="Sakkal Majalla" w:cs="Sakkal Majalla"/>
-          <w:sz w:val="28"/>
-          <w:szCs w:val="28"/>
-          <w:rtl/>
-        </w:rPr>
-      </w:pPr>
-      <w:r>
-        <w:rPr>
-          <w:rFonts w:ascii="Sakkal Majalla" w:hAnsi="Sakkal Majalla" w:cs="Sakkal Majalla" w:hint="cs"/>
-          <w:sz w:val="28"/>
-          <w:szCs w:val="28"/>
-          <w:rtl/>
-        </w:rPr>
-        <w:t xml:space="preserve">لكن في نشيد الأنشاد نجد كل البركة التي كان فيها، لأنه يتكلم عن المسيح، الذي هو كل شيء له. وكما سبق وذُكر: كان قلب الجامعة أكبر بكثير </w:t>
-      </w:r>
-      <w:r>
-        <w:rPr>
-          <w:rFonts w:ascii="Sakkal Majalla" w:hAnsi="Sakkal Majalla" w:cs="Sakkal Majalla" w:hint="cs"/>
-          <w:sz w:val="28"/>
-          <w:szCs w:val="28"/>
-          <w:rtl/>
-        </w:rPr>
-        <w:t>بالنسبة ل</w:t>
-      </w:r>
-      <w:r>
-        <w:rPr>
-          <w:rFonts w:ascii="Sakkal Majalla" w:hAnsi="Sakkal Majalla" w:cs="Sakkal Majalla" w:hint="cs"/>
-          <w:sz w:val="28"/>
-          <w:szCs w:val="28"/>
-          <w:rtl/>
-        </w:rPr>
-        <w:t>كل ما فتش عنه ووجده. في نشيد الأنشاد غرض القلب هو الكبير جدًا على القلب.</w:t>
-      </w:r>
-    </w:p>
-    <w:p>
-      <w:pPr>
-        <w:bidi/>
-        <w:jc w:val="both"/>
-        <w:rPr>
-          <w:rFonts w:ascii="Sakkal Majalla" w:hAnsi="Sakkal Majalla" w:cs="Sakkal Majalla"/>
-          <w:sz w:val="28"/>
-          <w:szCs w:val="28"/>
-          <w:rtl/>
-        </w:rPr>
-      </w:pPr>
-      <w:r>
-        <w:rPr>
-          <w:rFonts w:ascii="Sakkal Majalla" w:hAnsi="Sakkal Majalla" w:cs="Sakkal Majalla" w:hint="cs"/>
-          <w:sz w:val="28"/>
-          <w:szCs w:val="28"/>
-          <w:rtl/>
-        </w:rPr>
-        <w:t>نحن ينقصنا سعة بقدر كافٍ حتى فعلاً نتمتع بالله. إنه لديه "مدًى"، عمقًا لا يمكن أن يعطينا إياها غير الله، ملئًا لا يملئه إلا الله وحده. وحيثما تواجد هذا يكون هناك "حياة وسلام".</w:t>
-      </w:r>
-    </w:p>
-    <w:p>
-      <w:pPr>
-        <w:bidi/>
-        <w:jc w:val="both"/>
-        <w:rPr>
-          <w:rFonts w:ascii="Sakkal Majalla" w:hAnsi="Sakkal Majalla" w:cs="Sakkal Majalla"/>
-          <w:sz w:val="28"/>
-          <w:szCs w:val="28"/>
-          <w:rtl/>
-        </w:rPr>
-      </w:pPr>
+        <w:t xml:space="preserve">صدر في: </w:t>
+      </w:r>
+      <w:r>
+        <w:rPr>
+          <w:rFonts w:ascii="Sakkal Majalla" w:hAnsi="Sakkal Majalla" w:cs="Sakkal Majalla" w:hint="cs"/>
+          <w:b/>
+          <w:bCs/>
+          <w:color w:val="FF0000"/>
+          <w:sz w:val="28"/>
+          <w:szCs w:val="28"/>
+          <w:rtl/>
+        </w:rPr>
+        <w:t>تشجيع وإنذار</w:t>
+      </w:r>
+      <w:r>
+        <w:rPr>
+          <w:rFonts w:ascii="Sakkal Majalla" w:hAnsi="Sakkal Majalla" w:cs="Sakkal Majalla" w:hint="cs"/>
+          <w:sz w:val="28"/>
+          <w:szCs w:val="28"/>
+          <w:rtl/>
+        </w:rPr>
+        <w:t>، 1995، صفحة 11.</w:t>
+      </w:r>
     </w:p>
     <w:sectPr>
       <w:pgSz w:w="11906" w:h="16838"/>
@@ -691,7 +970,7 @@
     <w:basedOn w:val="DefaultParagraphFont"/>
     <w:uiPriority w:val="99"/>
     <w:unhideWhenUsed/>
-    <w:rsid w:val="00164A07"/>
+    <w:rsid w:val="00287D4C"/>
     <w:rPr>
       <w:color w:val="0563C1" w:themeColor="hyperlink"/>
       <w:u w:val="single"/>
@@ -703,7 +982,7 @@
     <w:uiPriority w:val="99"/>
     <w:semiHidden/>
     <w:unhideWhenUsed/>
-    <w:rsid w:val="00164A07"/>
+    <w:rsid w:val="00287D4C"/>
     <w:rPr>
       <w:color w:val="605E5C"/>
       <w:shd w:val="clear" w:color="auto" w:fill="E1DFDD"/>
